--- a/agent/contract/templates/zhanweifu/supplementary-agreement.docx
+++ b/agent/contract/templates/zhanweifu/supplementary-agreement.docx
@@ -366,6 +366,21 @@
           <w:szCs w:val="24"/>
         </w:rPr>
         <w:t>协议内容补充部分为：</w:t>
+      </w:r>
+    </w:p>
+    <w:p>
+      <w:r>
+        <w:t>{% if hasItemsContentOverride %}</w:t>
+      </w:r>
+    </w:p>
+    <w:p>
+      <w:r>
+        <w:t>{{r itemsContentOverride }}</w:t>
+      </w:r>
+    </w:p>
+    <w:p>
+      <w:r>
+        <w:t>{% else %}</w:t>
       </w:r>
     </w:p>
     <w:tbl>
@@ -2513,6 +2528,11 @@
         </w:tc>
       </w:tr>
     </w:tbl>
+    <w:p>
+      <w:r>
+        <w:t>{% endif %}</w:t>
+      </w:r>
+    </w:p>
     <w:p ns2:paraId="386E60FB">
       <w:pPr>
         <w:pStyle w:val="7"/>

--- a/agent/contract/templates/zhanweifu/supplementary-agreement.docx
+++ b/agent/contract/templates/zhanweifu/supplementary-agreement.docx
@@ -46,6 +46,7 @@
       <w:r>
         <w:rPr>
           <w:rFonts w:hint="eastAsia" w:ascii="宋体" w:hAnsi="宋体" w:eastAsia="宋体"/>
+          <w:sz w:val="24"/>
           <w:szCs w:val="21"/>
         </w:rPr>
         <w:t xml:space="preserve"> </w:t>
@@ -53,6 +54,7 @@
       <w:r>
         <w:rPr>
           <w:rFonts w:ascii="宋体" w:hAnsi="宋体" w:eastAsia="宋体"/>
+          <w:sz w:val="24"/>
           <w:szCs w:val="21"/>
         </w:rPr>
         <w:t xml:space="preserve">           </w:t>
@@ -71,6 +73,7 @@
       <w:r>
         <w:rPr>
           <w:rFonts w:hint="eastAsia" w:ascii="宋体" w:hAnsi="宋体" w:eastAsia="宋体"/>
+          <w:sz w:val="24"/>
           <w:szCs w:val="21"/>
         </w:rPr>
         <w:t>合同编号：{{r contractNo }}         </w:t>
@@ -78,6 +81,7 @@
       <w:r>
         <w:rPr>
           <w:rFonts w:hint="eastAsia" w:ascii="宋体" w:hAnsi="宋体" w:eastAsia="宋体"/>
+          <w:sz w:val="24"/>
           <w:szCs w:val="21"/>
           <w:lang w:val="en-US" w:eastAsia="zh-CN"/>
         </w:rPr>
@@ -220,6 +224,7 @@
       <w:r>
         <w:rPr>
           <w:rFonts w:hint="eastAsia" w:ascii="宋体" w:hAnsi="宋体" w:eastAsia="宋体"/>
+          <w:sz w:val="24"/>
           <w:szCs w:val="21"/>
           <w:lang w:val="en-US" w:eastAsia="zh-CN"/>
         </w:rPr>
@@ -228,6 +233,7 @@
       <w:r>
         <w:rPr>
           <w:rFonts w:hint="eastAsia" w:ascii="宋体" w:hAnsi="宋体" w:eastAsia="宋体"/>
+          <w:sz w:val="24"/>
           <w:szCs w:val="21"/>
           <w:u w:val="single"/>
           <w:lang w:val="en-US" w:eastAsia="zh-CN"/>
@@ -370,16 +376,28 @@
     </w:p>
     <w:p>
       <w:r>
+        <w:rPr>
+          <w:rFonts w:ascii="宋体" w:hAnsi="宋体" w:eastAsia="宋体"/>
+          <w:sz w:val="24"/>
+        </w:rPr>
         <w:t>{% if hasItemsContentOverride %}</w:t>
       </w:r>
     </w:p>
     <w:p>
       <w:r>
+        <w:rPr>
+          <w:rFonts w:ascii="宋体" w:hAnsi="宋体" w:eastAsia="宋体"/>
+          <w:sz w:val="24"/>
+        </w:rPr>
         <w:t>{{r itemsContentOverride }}</w:t>
       </w:r>
     </w:p>
     <w:p>
       <w:r>
+        <w:rPr>
+          <w:rFonts w:ascii="宋体" w:hAnsi="宋体" w:eastAsia="宋体"/>
+          <w:sz w:val="24"/>
+        </w:rPr>
         <w:t>{% else %}</w:t>
       </w:r>
     </w:p>
@@ -474,7 +492,7 @@
                 <w:iCs w:val="0"/>
                 <w:color w:val="000000"/>
                 <w:kern w:val="0"/>
-                <w:sz w:val="22"/>
+                <w:sz w:val="24"/>
                 <w:szCs w:val="22"/>
                 <w:u w:val="none"/>
                 <w:lang w:val="en-US" w:eastAsia="zh-CN" w:bidi="ar"/>
@@ -521,7 +539,7 @@
                 <w:iCs w:val="0"/>
                 <w:color w:val="000000"/>
                 <w:kern w:val="0"/>
-                <w:sz w:val="22"/>
+                <w:sz w:val="24"/>
                 <w:szCs w:val="22"/>
                 <w:u w:val="none"/>
                 <w:lang w:val="en-US" w:eastAsia="zh-CN" w:bidi="ar"/>
@@ -568,7 +586,7 @@
                 <w:iCs w:val="0"/>
                 <w:color w:val="000000"/>
                 <w:kern w:val="0"/>
-                <w:sz w:val="22"/>
+                <w:sz w:val="24"/>
                 <w:szCs w:val="22"/>
                 <w:u w:val="none"/>
                 <w:lang w:val="en-US" w:eastAsia="zh-CN" w:bidi="ar"/>
@@ -615,7 +633,7 @@
                 <w:iCs w:val="0"/>
                 <w:color w:val="000000"/>
                 <w:kern w:val="0"/>
-                <w:sz w:val="22"/>
+                <w:sz w:val="24"/>
                 <w:szCs w:val="22"/>
                 <w:u w:val="none"/>
                 <w:lang w:val="en-US" w:eastAsia="zh-CN" w:bidi="ar"/>
@@ -662,7 +680,7 @@
                 <w:iCs w:val="0"/>
                 <w:color w:val="000000"/>
                 <w:kern w:val="0"/>
-                <w:sz w:val="22"/>
+                <w:sz w:val="24"/>
                 <w:szCs w:val="22"/>
                 <w:u w:val="none"/>
                 <w:lang w:val="en-US" w:eastAsia="zh-CN" w:bidi="ar"/>
@@ -708,7 +726,7 @@
                 <w:iCs w:val="0"/>
                 <w:color w:val="000000"/>
                 <w:kern w:val="0"/>
-                <w:sz w:val="22"/>
+                <w:sz w:val="24"/>
                 <w:szCs w:val="22"/>
                 <w:u w:val="none"/>
                 <w:lang w:val="en-US" w:eastAsia="zh-CN" w:bidi="ar"/>
@@ -722,7 +740,7 @@
                 <w:iCs w:val="0"/>
                 <w:color w:val="000000"/>
                 <w:kern w:val="0"/>
-                <w:sz w:val="22"/>
+                <w:sz w:val="24"/>
                 <w:szCs w:val="22"/>
                 <w:u w:val="none"/>
                 <w:lang w:val="en-US" w:eastAsia="zh-CN" w:bidi="ar"/>
@@ -736,7 +754,7 @@
                 <w:iCs w:val="0"/>
                 <w:color w:val="000000"/>
                 <w:kern w:val="0"/>
-                <w:sz w:val="22"/>
+                <w:sz w:val="24"/>
                 <w:szCs w:val="22"/>
                 <w:u w:val="none"/>
                 <w:lang w:val="en-US" w:eastAsia="zh-CN" w:bidi="ar"/>
@@ -782,7 +800,7 @@
                 <w:iCs w:val="0"/>
                 <w:color w:val="000000"/>
                 <w:kern w:val="0"/>
-                <w:sz w:val="22"/>
+                <w:sz w:val="24"/>
                 <w:szCs w:val="22"/>
                 <w:u w:val="none"/>
                 <w:lang w:val="en-US" w:eastAsia="zh-CN" w:bidi="ar"/>
@@ -796,7 +814,7 @@
                 <w:iCs w:val="0"/>
                 <w:color w:val="000000"/>
                 <w:kern w:val="0"/>
-                <w:sz w:val="22"/>
+                <w:sz w:val="24"/>
                 <w:szCs w:val="22"/>
                 <w:u w:val="none"/>
                 <w:lang w:val="en-US" w:eastAsia="zh-CN" w:bidi="ar"/>
@@ -810,7 +828,7 @@
                 <w:iCs w:val="0"/>
                 <w:color w:val="000000"/>
                 <w:kern w:val="0"/>
-                <w:sz w:val="22"/>
+                <w:sz w:val="24"/>
                 <w:szCs w:val="22"/>
                 <w:u w:val="none"/>
                 <w:lang w:val="en-US" w:eastAsia="zh-CN" w:bidi="ar"/>
@@ -857,7 +875,7 @@
                 <w:iCs w:val="0"/>
                 <w:color w:val="000000"/>
                 <w:kern w:val="0"/>
-                <w:sz w:val="22"/>
+                <w:sz w:val="24"/>
                 <w:szCs w:val="22"/>
                 <w:u w:val="none"/>
                 <w:lang w:val="en-US" w:eastAsia="zh-CN" w:bidi="ar"/>
@@ -919,6 +937,10 @@
               </w:rPr>
             </w:pPr>
             <w:r>
+              <w:rPr>
+                <w:rFonts w:ascii="宋体" w:hAnsi="宋体" w:eastAsia="宋体"/>
+                <w:sz w:val="24"/>
+              </w:rPr>
               <w:t>{%tr for item in items %}</w:t>
             </w:r>
           </w:p>
@@ -1207,6 +1229,10 @@
               </w:rPr>
             </w:pPr>
             <w:r>
+              <w:rPr>
+                <w:rFonts w:ascii="宋体" w:hAnsi="宋体" w:eastAsia="宋体"/>
+                <w:sz w:val="24"/>
+              </w:rPr>
               <w:t>{{r item.index }}</w:t>
             </w:r>
           </w:p>
@@ -1243,6 +1269,10 @@
               </w:rPr>
             </w:pPr>
             <w:r>
+              <w:rPr>
+                <w:rFonts w:ascii="宋体" w:hAnsi="宋体" w:eastAsia="宋体"/>
+                <w:sz w:val="24"/>
+              </w:rPr>
               <w:t>{{r item.name }}</w:t>
             </w:r>
           </w:p>
@@ -1279,6 +1309,10 @@
               </w:rPr>
             </w:pPr>
             <w:r>
+              <w:rPr>
+                <w:rFonts w:ascii="宋体" w:hAnsi="宋体" w:eastAsia="宋体"/>
+                <w:sz w:val="24"/>
+              </w:rPr>
               <w:t>{{r item.spec }}</w:t>
             </w:r>
           </w:p>
@@ -1315,6 +1349,10 @@
               </w:rPr>
             </w:pPr>
             <w:r>
+              <w:rPr>
+                <w:rFonts w:ascii="宋体" w:hAnsi="宋体" w:eastAsia="宋体"/>
+                <w:sz w:val="24"/>
+              </w:rPr>
               <w:t>{{r item.quantity }}</w:t>
             </w:r>
           </w:p>
@@ -1351,6 +1389,10 @@
               </w:rPr>
             </w:pPr>
             <w:r>
+              <w:rPr>
+                <w:rFonts w:ascii="宋体" w:hAnsi="宋体" w:eastAsia="宋体"/>
+                <w:sz w:val="24"/>
+              </w:rPr>
               <w:t>{{r item.unit }}</w:t>
             </w:r>
           </w:p>
@@ -1387,6 +1429,10 @@
               </w:rPr>
             </w:pPr>
             <w:r>
+              <w:rPr>
+                <w:rFonts w:ascii="宋体" w:hAnsi="宋体" w:eastAsia="宋体"/>
+                <w:sz w:val="24"/>
+              </w:rPr>
               <w:t>{{r item.unitPrice }}</w:t>
             </w:r>
           </w:p>
@@ -1423,6 +1469,10 @@
               </w:rPr>
             </w:pPr>
             <w:r>
+              <w:rPr>
+                <w:rFonts w:ascii="宋体" w:hAnsi="宋体" w:eastAsia="宋体"/>
+                <w:sz w:val="24"/>
+              </w:rPr>
               <w:t>{{r item.totalPrice }}</w:t>
             </w:r>
           </w:p>
@@ -1459,6 +1509,10 @@
               </w:rPr>
             </w:pPr>
             <w:r>
+              <w:rPr>
+                <w:rFonts w:ascii="宋体" w:hAnsi="宋体" w:eastAsia="宋体"/>
+                <w:sz w:val="24"/>
+              </w:rPr>
               <w:t>{{r item.remark }}</w:t>
             </w:r>
           </w:p>
@@ -1516,6 +1570,10 @@
               </w:rPr>
             </w:pPr>
             <w:r>
+              <w:rPr>
+                <w:rFonts w:ascii="宋体" w:hAnsi="宋体" w:eastAsia="宋体"/>
+                <w:sz w:val="24"/>
+              </w:rPr>
               <w:t>{%tr endfor %}</w:t>
             </w:r>
           </w:p>
@@ -1552,6 +1610,10 @@
               </w:rPr>
             </w:pPr>
             <w:r>
+              <w:rPr>
+                <w:rFonts w:ascii="宋体" w:hAnsi="宋体" w:eastAsia="宋体"/>
+                <w:sz w:val="24"/>
+              </w:rPr>
               <w:t>{{r item.name }}</w:t>
             </w:r>
           </w:p>
@@ -1588,6 +1650,10 @@
               </w:rPr>
             </w:pPr>
             <w:r>
+              <w:rPr>
+                <w:rFonts w:ascii="宋体" w:hAnsi="宋体" w:eastAsia="宋体"/>
+                <w:sz w:val="24"/>
+              </w:rPr>
               <w:t>{{r item.spec }}</w:t>
             </w:r>
           </w:p>
@@ -1624,6 +1690,10 @@
               </w:rPr>
             </w:pPr>
             <w:r>
+              <w:rPr>
+                <w:rFonts w:ascii="宋体" w:hAnsi="宋体" w:eastAsia="宋体"/>
+                <w:sz w:val="24"/>
+              </w:rPr>
               <w:t>{{r item.quantity }}</w:t>
             </w:r>
           </w:p>
@@ -1660,6 +1730,10 @@
               </w:rPr>
             </w:pPr>
             <w:r>
+              <w:rPr>
+                <w:rFonts w:ascii="宋体" w:hAnsi="宋体" w:eastAsia="宋体"/>
+                <w:sz w:val="24"/>
+              </w:rPr>
               <w:t>{{r item.unit }}</w:t>
             </w:r>
           </w:p>
@@ -1696,6 +1770,10 @@
               </w:rPr>
             </w:pPr>
             <w:r>
+              <w:rPr>
+                <w:rFonts w:ascii="宋体" w:hAnsi="宋体" w:eastAsia="宋体"/>
+                <w:sz w:val="24"/>
+              </w:rPr>
               <w:t>{{r item.unitPrice }}</w:t>
             </w:r>
           </w:p>
@@ -1732,6 +1810,10 @@
               </w:rPr>
             </w:pPr>
             <w:r>
+              <w:rPr>
+                <w:rFonts w:ascii="宋体" w:hAnsi="宋体" w:eastAsia="宋体"/>
+                <w:sz w:val="24"/>
+              </w:rPr>
               <w:t>{{r item.totalPrice }}</w:t>
             </w:r>
           </w:p>
@@ -1768,6 +1850,10 @@
               </w:rPr>
             </w:pPr>
             <w:r>
+              <w:rPr>
+                <w:rFonts w:ascii="宋体" w:hAnsi="宋体" w:eastAsia="宋体"/>
+                <w:sz w:val="24"/>
+              </w:rPr>
               <w:t>{{r item.remark }}</w:t>
             </w:r>
           </w:p>
@@ -1831,7 +1917,7 @@
                 <w:iCs w:val="0"/>
                 <w:color w:val="000000"/>
                 <w:kern w:val="0"/>
-                <w:sz w:val="20"/>
+                <w:sz w:val="24"/>
                 <w:szCs w:val="20"/>
                 <w:u w:val="none"/>
                 <w:lang w:val="en-US" w:eastAsia="zh-CN" w:bidi="ar"/>
@@ -2131,7 +2217,7 @@
                 <w:iCs w:val="0"/>
                 <w:color w:val="000000"/>
                 <w:kern w:val="0"/>
-                <w:sz w:val="22"/>
+                <w:sz w:val="24"/>
                 <w:szCs w:val="22"/>
                 <w:u w:val="none"/>
                 <w:lang w:val="en-US" w:eastAsia="zh-CN" w:bidi="ar"/>
@@ -2175,6 +2261,10 @@
               </w:rPr>
             </w:pPr>
             <w:r>
+              <w:rPr>
+                <w:rFonts w:ascii="宋体" w:hAnsi="宋体" w:eastAsia="宋体"/>
+                <w:sz w:val="24"/>
+              </w:rPr>
               <w:t>{{r totalAmount }}</w:t>
             </w:r>
           </w:p>
@@ -2244,7 +2334,7 @@
                 <w:iCs w:val="0"/>
                 <w:color w:val="000000"/>
                 <w:kern w:val="0"/>
-                <w:sz w:val="22"/>
+                <w:sz w:val="24"/>
                 <w:szCs w:val="22"/>
                 <w:u w:val="none"/>
                 <w:lang w:val="en-US" w:eastAsia="zh-CN" w:bidi="ar"/>
@@ -2288,6 +2378,10 @@
               </w:rPr>
             </w:pPr>
             <w:r>
+              <w:rPr>
+                <w:rFonts w:ascii="宋体" w:hAnsi="宋体" w:eastAsia="宋体"/>
+                <w:sz w:val="24"/>
+              </w:rPr>
               <w:t>{{r totalAmountChinese }}</w:t>
             </w:r>
           </w:p>
@@ -2359,7 +2453,7 @@
                 <w:iCs w:val="0"/>
                 <w:color w:val="000000"/>
                 <w:kern w:val="0"/>
-                <w:sz w:val="22"/>
+                <w:sz w:val="24"/>
                 <w:szCs w:val="22"/>
                 <w:u w:val="none"/>
                 <w:lang w:val="en-US" w:eastAsia="zh-CN" w:bidi="ar"/>
@@ -2405,6 +2499,10 @@
               </w:rPr>
             </w:pPr>
             <w:r>
+              <w:rPr>
+                <w:rFonts w:ascii="宋体" w:hAnsi="宋体" w:eastAsia="宋体"/>
+                <w:sz w:val="24"/>
+              </w:rPr>
               <w:t>{{r discountAmountChinese }}</w:t>
             </w:r>
           </w:p>
@@ -2476,7 +2574,7 @@
                 <w:iCs w:val="0"/>
                 <w:color w:val="000000"/>
                 <w:kern w:val="0"/>
-                <w:sz w:val="22"/>
+                <w:sz w:val="24"/>
                 <w:szCs w:val="22"/>
                 <w:u w:val="none"/>
                 <w:lang w:val="en-US" w:eastAsia="zh-CN" w:bidi="ar"/>
@@ -2522,6 +2620,10 @@
               </w:rPr>
             </w:pPr>
             <w:r>
+              <w:rPr>
+                <w:rFonts w:ascii="宋体" w:hAnsi="宋体" w:eastAsia="宋体"/>
+                <w:sz w:val="24"/>
+              </w:rPr>
               <w:t>{{r amountWithoutTax }}</w:t>
             </w:r>
           </w:p>
@@ -2530,6 +2632,10 @@
     </w:tbl>
     <w:p>
       <w:r>
+        <w:rPr>
+          <w:rFonts w:ascii="宋体" w:hAnsi="宋体" w:eastAsia="宋体"/>
+          <w:sz w:val="24"/>
+        </w:rPr>
         <w:t>{% endif %}</w:t>
       </w:r>
     </w:p>
